--- a/testakten/private-equity-buyout-schuldschein-npl-heidelberg/15-vollgutachten-buyout-finanzierung-und-npl-transfer.docx
+++ b/testakten/private-equity-buyout-schuldschein-npl-heidelberg/15-vollgutachten-buyout-finanzierung-und-npl-transfer.docx
@@ -29,7 +29,7 @@
         <w:jc w:val="left"/>
       </w:pPr>
       <w:r>
-        <w:t>Dieses Aktenstück ist als zusammenhängendes Arbeitsgutachten angelegt. Es soll nicht nur die vorhandenen Dokumente ordnen, sondern die rechtliche Prüfung so weit ausformulieren, dass die nächsten Schreiben, Anträge, Verhandlungen oder gerichtlichen Schritte daraus unmittelbar entwickelt werden können. Der Kern liegt bei Buyout-Struktur, Private Credit, Schuldscheine, notleidende Darlehen, Sicherheitenpaket und Closing-Risiken. Einschlägige Normräume sind GmbHG, HGB, BGB-Darlehensrecht, KWG/ZAG-Abgrenzung, LMA-Mechanik, Schuldscheinübertragung, Insolvenzrecht und Kapitalerhaltung.</w:t>
+        <w:t>Dieses Aktenstück ist als zusammenhängendes Arbeitsgutachten zum Partnerauftrag von Dr. Henrike Plessow vom 16.05.2026 angelegt. Es ordnet nicht nur die Unterlagen zu Projekt Nachtfalter — dem Erwerb der Heidelberger Präzisionstechnik-Gruppe (Enterprise Value 224 Mio. EUR, Locked Box 31.12.2025) durch Rheintor Capital über die Nachtfalter Erwerbs GmbH —, sondern formuliert die rechtliche Prüfung so weit aus, dass Zahlstellenschreiben, Agent Call, Q&amp;A-Nachforderungen und Binding Offer daraus unmittelbar entwickelt werden können. Der Kern liegt bei der Finanzierungsstruktur (84 Mio. EUR Sponsor Equity, 130 Mio. EUR Senior/Unitranche, 25 Mio. EUR Vendor Loan), dem Schuldscheindarlehen über 42 Mio. EUR, dem NPL-Portfolio aus Kundenfinanzierungen und dem Management-Roll-over von 12 %. Einschlägige Normräume sind das BGB-Darlehens- und Abtretungsrecht, das Kreditzweitmarktgesetz, die DSGVO, das RDG, die Kapitalerhaltung nach §§ 30, 31 GmbHG sowie die englischrechtliche LMA-Mechanik der Altfazilität.</w:t>
       </w:r>
     </w:p>
     <w:p>
@@ -48,7 +48,7 @@
         <w:jc w:val="left"/>
       </w:pPr>
       <w:r>
-        <w:t>Die Akte zeigt mehrere typische Brüche. Ein Teil der Unterlagen ist technisch oder kaufmännisch formuliert, ein anderer Teil rechtlich. Einzelne E-Mails wirken eindeutig, lassen aber offen, ob sie Vollmachten, Beschlüsse, Zustellungen, Fristen oder nur Gesprächsstände dokumentieren. Deshalb wird jedes Dokument mit drei Fragen gelesen: Welche Tatsache wird dadurch belegt? Welche Rechtsfolge soll daran geknüpft werden? Welche Gegenbehauptung ist realistisch?</w:t>
+        <w:t>Die Akte zeigt mehrere typische Brüche. Der CFO erklärt im Management-Call, das Schuldscheindarlehen sei 'frei handelbar', kennt aber den Wortlaut der Übertragungsklausel nicht; die Schuldschein-Notiz bestätigt einen Zustimmungsvorbehalt für bestimmte Erwerber. Das Portfolio Tape führt 180 Kundenfinanzierungen, weist aber nur bei 61 Einträgen eine Vertragsart aus; die Spalte 'Customer Finance' sagt nichts darüber, ob Ratenkauf, Darlehen, Mietkauf oder Leasing vorliegt. Die Unterschriftsseiten der Finanzierungsdokumente liegen teilweise nur als Scan vor. Deshalb wird jedes Dokument mit drei Fragen gelesen: Welche Tatsache belegt es? Welche Rechtsfolge soll daran geknüpft werden? Welche Gegenbehauptung der Verkäuferseite, der Zahlstelle oder des Security Agent ist realistisch?</w:t>
       </w:r>
     </w:p>
     <w:p>
@@ -67,7 +67,7 @@
         <w:jc w:val="left"/>
       </w:pPr>
       <w:r>
-        <w:t>Die Prüfung beginnt mit der Zuständigkeit und der richtigen Rechtsnatur des Vorgangs. Danach werden Anspruchsgrundlagen, Einwendungen, Formfragen, Fristen, Beweislast und Rechtsfolgen getrennt geprüft. Bei Private-Equity-Buyout Heidelberg genügt es nicht, eine einzelne Norm zu nennen. Die Akte verlangt eine Matrix aus GmbHG, HGB, BGB-Darlehensrecht, KWG/ZAG-Abgrenzung, LMA-Mechanik, Schuldscheinübertragung, Insolvenzrecht und Kapitalerhaltung. Diese Matrix entscheidet, ob die Mandantenseite gestalten, abwehren, nachfordern, genehmigen, widersprechen oder sofort gerichtlichen Rechtsschutz vorbereiten muss.</w:t>
+        <w:t>Die Prüfung beginnt mit der Rechtsnatur der einzelnen Übertragungsvorgänge. Für das Schuldscheindarlehen ist zu klären, ob die drei Tranchen durch Abtretung nach §§ 398 ff. BGB oder durch Vertragsübernahme übergehen und welche Notice-, Register- und Zustimmungserfordernisse die Bedingungen vom 14.09.2022 daran knüpfen; offen ist insbesondere, ob ein BidCo-naher Erwerber unter den Zustimmungsvorbehalt fällt. Für die LMA-Fazilität sind Change of Control, Mandatory Prepayment, Transfer- und Novationsmechanik sowie der Security Release am englischen Originaltext zu prüfen. Für das NPL-Portfolio stellen sich die Kreditkäufer- und Kreditdienstleisterfragen des Kreditzweitmarktgesetzes, die Erlaubnisfrage nach dem RDG, die Rechtsgrundlage der Schuldnerdatenübermittlung nach Art. 6 DSGVO und die Verwertung der Eigentumsvorbehalte an Maschinen. Für den Roll-over kommen § 17 EStG, die Einbringung nach § 21 UmwStG und die Wirksamkeitsgrenzen nachvertraglicher Wettbewerbsverbote nach § 138 BGB hinzu. Diese Matrix entscheidet, ob die Mandantenseite gestalten, nachfordern, Consents einholen oder die Struktur ändern muss.</w:t>
       </w:r>
     </w:p>
     <w:p>
@@ -75,10 +75,7 @@
         <w:pStyle w:val="Heading2"/>
       </w:pPr>
       <w:r>
-        <w:rPr>
-          <w:rFonts w:ascii="Times New Roman" w:hAnsi="Times New Roman"/>
-        </w:rPr>
-        <w:t>Subsumtion I: Ausgangsposition</w:t>
+        <w:t>Subsumtion 1: Ausgangsposition</w:t>
       </w:r>
     </w:p>
     <w:p>
@@ -86,7 +83,7 @@
         <w:jc w:val="left"/>
       </w:pPr>
       <w:r>
-        <w:t>Die Mandantenseite hat eine vertretbare, aber nicht risikolose Ausgangsposition. Sie kann sich auf mehrere Dokumente stützen, die zusammen ein plausibles Bild ergeben. Schwach ist bisher, dass nicht jedes zentrale Tatbestandsmerkmal durch ein Originaldokument belegt ist. Besonders kritisch sind Unterlagen, die nur als Screenshot, Scan, Tabellenstand oder Gesprächsnotiz vorliegen. Diese Unterlagen sind praktisch wertvoll, aber prozessual oder behördlich angreifbar.</w:t>
+        <w:t>Rheintor Capital hat eine vertretbare, aber nicht risikolose Ausgangsposition. Der Datenraum ist mit 482 Dateien in 17 Hauptordnern substanzreich; Schuldscheinbedingungen von 2022, Facility Agreement von 2024, Servicing Agreement von 2019, Sicherheitenliste und Portfolio Tape zum 30.04.2026 liegen vor. Schwach ist, dass gerade die transaktionsentscheidenden Merkmale nicht durch finale Dokumente belegt sind: Die Schuldscheinbedingungen liegen nur als Auszug vor, die executed Version des Facility Agreement ist unbestätigt, das Transfer Certificate fehlt, 119 von 180 Tape-Einträgen sind ohne Vertragsart, und die Vendor-Loan-Höhe ist mit 25 Mio. EUR im Term Sheet und 15 Mio. EUR im Roll-over-Vermerk widersprüchlich dokumentiert.</w:t>
       </w:r>
     </w:p>
     <w:p>
@@ -94,10 +91,7 @@
         <w:pStyle w:val="Heading2"/>
       </w:pPr>
       <w:r>
-        <w:rPr>
-          <w:rFonts w:ascii="Times New Roman" w:hAnsi="Times New Roman"/>
-        </w:rPr>
-        <w:t>Subsumtion II: Gegenseite und Behördenlogik</w:t>
+        <w:t>Subsumtion 2: Gegenseite und Verhandlungslogik</w:t>
       </w:r>
     </w:p>
     <w:p>
@@ -105,7 +99,7 @@
         <w:jc w:val="left"/>
       </w:pPr>
       <w:r>
-        <w:t>Die Gegenseite wird voraussichtlich nicht den gesamten Vorgang bestreiten, sondern an einzelnen Scharnieren ansetzen: Zuständigkeit, Frist, Vollständigkeit der Unterlagen, technische Plausibilität, wirtschaftliche Zumutbarkeit oder fehlende Entscheidungserheblichkeit. Deshalb muss die Antwort nicht laut, sondern präzise sein. Sie muss zeigen, dass der Vorgang verstanden wurde und dass die Mandantenseite die relevanten Tatbestandsmerkmale belegen kann.</w:t>
+        <w:t>Die Gegenseite wird voraussichtlich nicht den gesamten Vorgang bestreiten, sondern an einzelnen Scharnieren ansetzen. Die Verkäuferseite behandelt Schuldschein, Altfazilität und NPL-Portfolio als bloßen 'Finanzierungsanhang' und verteidigt das Adjusted EBITDA von 28,4 Mio. EUR gegen die 22,1 Mio. EUR der Financial DD. Die Schuldscheingläubiger können den Zustimmungsvorbehalt aktivieren und Make-Whole-Forderungen stellen. Der Security Agent verlangt ein Update des Sicherheitenpakets vor dem Prepayment; am selben Vertrag hängt ein Hedge mit Break Costs. Das Management akzeptiert Leaver-Regeln, verweigert aber einen Bad-Leaver-Fall bei ordentlicher Eigenkündigung und fordert eine Roll-over-Bewertung pari passu zum Sponsoreinstieg. Die Antwort muss deshalb nicht laut, sondern präzise sein: Sie muss je Scharnier den Klauseltext, die Frist und den Beleg nennen.</w:t>
       </w:r>
     </w:p>
     <w:p>
@@ -124,7 +118,7 @@
         <w:jc w:val="left"/>
       </w:pPr>
       <w:r>
-        <w:t>Für jede tragende Behauptung braucht die Akte einen Beleg. Wenn ein Dokument fehlt, wird nicht improvisiert, sondern eine Nachforderung formuliert. Wenn ein Dokument widersprüchlich ist, wird ein Vermerk erstellt, der die Abweichung erklärt. Wenn eine technische Angabe rechtlich relevant ist, muss sie in eine rechtliche Tatsache übersetzt werden: Datum, Ort, Zuständigkeit, Beschluss, Zugang, Messwert, Kostenposition, Eigentumszuordnung, Sicherungsrecht oder konkrete Pflichtverletzung.</w:t>
+        <w:t>Für jede tragende Behauptung braucht die Akte einen Beleg. Die Behauptung der freien Handelbarkeit des Schuldscheins wird nicht übernommen, sondern durch Nachforderung des vollständigen Bedingungswerks und des Darlehensgeberregisters überprüft. Der Widerspruch zur Vendor-Loan-Höhe wird in einem Vermerk festgehalten und vor der Equity Bridge aufgelöst. Die technischen Angaben des Portfolio Tape werden in rechtliche Tatsachen übersetzt: Vertragsart je Kundenfinanzierung, Verbraucherstatus der vier Einzelunternehmer, Sicherungseigentum und Eigentumsvorbehalt an den 13 betroffenen Maschinen (davon 9 im Ausland), Mahnstand, die fünf Auskunftsersuchen nach Art. 15 DSGVO und die zwei bereits an Inkassodienstleister abgegebenen Forderungen.</w:t>
       </w:r>
     </w:p>
     <w:p>
@@ -143,7 +137,7 @@
         <w:jc w:val="left"/>
       </w:pPr>
       <w:r>
-        <w:t>Der beste nächste Schritt ist eine gestufte Reaktion. Zuerst wird die Akte geschlossen: Originale anfordern, Fristen sichern, Zuständigkeit klären, Beweismittel benennen. Zweitens wird ein Außenschreiben entworfen, das die Gegenseite zur Konkretisierung zwingt. Drittens wird ein interner Entscheidungsvermerk erstellt, der Varianten, Kosten und Risiken enthält. Viertens wird ein gerichtlicher oder behördlicher Antrag vorbereitet, aber noch nicht zwingend ausgelöst, solange die außergerichtliche Klärung einen echten Nutzen hat.</w:t>
+        <w:t>Der beste nächste Schritt ist eine gestufte Reaktion. Zuerst wird die Akte geschlossen: Q&amp;A 117 (Change-of-Control-Korrespondenz zu den Tranchen B und D, Zieltermin 19.05.2026), Q&amp;A 124 (Einzelverträge und Sicherheiten der sechs größten notleidenden Forderungen, 20.05.2026) und Q&amp;A 131 (Bewertung der Managementbeteiligung) werden nachgehalten, dazu Register, executed Facility Agreement und Hedge-Dokumente. Zweitens werden Zahlstellenschreiben und Agent Call vorbereitet, die Consent-, Notice- und Release-Anforderungen verbindlich abfragen. Drittens wird ein Entscheidungsvermerk zu den vier NPL-Strukturvarianten erstellt — Verbleib im Target mit Kaufpreisanpassung, Carve-out an den Verkäufer, Verkauf an einen Kreditkäufer mit Servicer oder Einzelwertberichtigung mit SPA-Indemnity — samt Zeit-, Datenschutz- und Steuerfolgen. Viertens wird das Binding Offer mit Finance- und Regulatory-Conditions vorbereitet; parallel ist die im Datenraum nachgereichte Klage vor dem Landgericht Heidelberg (7 O 114/26) auszuwerten.</w:t>
       </w:r>
     </w:p>
     <w:p>
@@ -162,7 +156,7 @@
         <w:jc w:val="left"/>
       </w:pPr>
       <w:r>
-        <w:t>Die Akte ist nicht mit einem einfachen Ja oder Nein erledigt. Sie ist gerade deshalb brauchbar, weil sie realistische Unordnung enthält: unvollständige Anlagen, technische Begriffe, wirtschaftliche Interessen, Fristen und mehrere rechtliche Pfade. Das Plugin soll hier nicht ersetzen, dass ein Mensch entscheidet. Es soll die Entscheidung beschleunigen, die Lücken sichtbar machen und verhindern, dass ein scheinbar kleines Formproblem später den materiell richtigen Standpunkt zerstört.</w:t>
+        <w:t>Die Akte ist nicht mit einem einfachen Ja oder Nein erledigt. Der Erwerb der Heidelberger Präzisionstechnik-Gruppe ist rechtlich strukturierbar, aber kein Baustein ist derzeit closing-fähig dokumentiert. Kein Signing ohne vollständiges Schuldscheinpaket samt Consent-Matrix, executed Facility Agreement mit geklärtem Security Release, Strukturentscheidung zum NPL-Portfolio und Heads of Terms zur Managementbeteiligung. Werden diese vier Punkte ab sofort parallel betrieben, bleibt das Signing Mitte Juni 2026 erreichbar; scheitert einer, ist der Termin gegenüber Rheintor Capital frühzeitig neu zu setzen, bevor ein scheinbar kleines Formproblem — etwa eine versäumte Notice an die Zahlstelle — die materiell richtige Transaktionsstruktur zerstört.</w:t>
       </w:r>
     </w:p>
     <w:sectPr>
